--- a/Manuscript/ecological_application_method/Manuscript_Method_clean_v5.docx
+++ b/Manuscript/ecological_application_method/Manuscript_Method_clean_v5.docx
@@ -447,31 +447,8 @@
         </w:rPr>
         <w:t>they became negligible only beyon</w:t>
       </w:r>
-      <w:commentRangeStart w:id="1"/>
-      <w:commentRangeStart w:id="2"/>
-      <w:r>
-        <w:t>d 8–11</w:t>
-      </w:r>
-      <w:commentRangeEnd w:id="1"/>
-      <w:r>
-        <w:rPr>
-          <w:rStyle w:val="CommentReference"/>
-          <w:sz w:val="24"/>
-          <w:szCs w:val="24"/>
-        </w:rPr>
-        <w:commentReference w:id="1"/>
-      </w:r>
-      <w:commentRangeEnd w:id="2"/>
-      <w:r>
-        <w:rPr>
-          <w:rStyle w:val="CommentReference"/>
-          <w:sz w:val="24"/>
-          <w:szCs w:val="24"/>
-        </w:rPr>
-        <w:commentReference w:id="2"/>
-      </w:r>
-      <w:r>
-        <w:t xml:space="preserve">, </w:t>
+      <w:r>
+        <w:t xml:space="preserve">d 8–11, </w:t>
       </w:r>
       <w:r>
         <w:rPr>
@@ -503,51 +480,8 @@
         </w:rPr>
         <w:t>Together, these results show that the sampling effort needed to characterize a species’ distribution is not universal but depends on its spatial autocorrelation, and can therefore be specified in advance</w:t>
       </w:r>
-      <w:commentRangeStart w:id="3"/>
-      <w:commentRangeStart w:id="4"/>
-      <w:r>
-        <w:t xml:space="preserve">. </w:t>
-      </w:r>
-      <w:commentRangeEnd w:id="3"/>
-      <w:r>
-        <w:rPr>
-          <w:rStyle w:val="CommentReference"/>
-          <w:sz w:val="24"/>
-          <w:szCs w:val="24"/>
-        </w:rPr>
-        <w:commentReference w:id="3"/>
-      </w:r>
-      <w:commentRangeEnd w:id="4"/>
-      <w:r>
-        <w:rPr>
-          <w:rStyle w:val="CommentReference"/>
-          <w:sz w:val="24"/>
-          <w:szCs w:val="24"/>
-        </w:rPr>
-        <w:commentReference w:id="4"/>
-      </w:r>
-      <w:commentRangeStart w:id="5"/>
-      <w:commentRangeStart w:id="6"/>
-      <w:r>
-        <w:t>The planner lets survey designers set defensible, species-specific effort before a cruise.</w:t>
-      </w:r>
-      <w:commentRangeEnd w:id="5"/>
-      <w:r>
-        <w:rPr>
-          <w:rStyle w:val="CommentReference"/>
-          <w:sz w:val="24"/>
-          <w:szCs w:val="24"/>
-        </w:rPr>
-        <w:commentReference w:id="5"/>
-      </w:r>
-      <w:commentRangeEnd w:id="6"/>
-      <w:r>
-        <w:rPr>
-          <w:rStyle w:val="CommentReference"/>
-          <w:sz w:val="24"/>
-          <w:szCs w:val="24"/>
-        </w:rPr>
-        <w:commentReference w:id="6"/>
+      <w:r>
+        <w:t>. The planner lets survey designers set defensible, species-specific effort before a cruise.</w:t>
       </w:r>
     </w:p>
     <w:p>
@@ -567,7 +501,7 @@
         <w:pStyle w:val="Heading1"/>
         <w:spacing w:before="0" w:after="0" w:line="480" w:lineRule="auto"/>
       </w:pPr>
-      <w:bookmarkStart w:id="7" w:name="introduction"/>
+      <w:bookmarkStart w:id="1" w:name="introduction"/>
       <w:bookmarkEnd w:id="0"/>
       <w:r>
         <w:t>Introduction</w:t>
@@ -579,7 +513,7 @@
         <w:spacing w:line="480" w:lineRule="auto"/>
         <w:ind w:firstLine="720"/>
       </w:pPr>
-      <w:bookmarkStart w:id="8" w:name="OLE_LINK9"/>
+      <w:bookmarkStart w:id="2" w:name="OLE_LINK9"/>
       <w:r>
         <w:t>Biodiversity monitoring programmes underpin decisions about where to fish, what to protect and how to report progress against national and international conservation targets, yet the budgets available to them are effectively fixed. How many samples to collect, and where, is therefore a management decision as much as a statistical one</w:t>
       </w:r>
@@ -635,7 +569,7 @@
         <w:t>.</w:t>
       </w:r>
     </w:p>
-    <w:bookmarkEnd w:id="8"/>
+    <w:bookmarkEnd w:id="2"/>
     <w:p>
       <w:pPr>
         <w:pStyle w:val="BodyText"/>
@@ -771,7 +705,7 @@
         <w:spacing w:line="480" w:lineRule="auto"/>
         <w:ind w:firstLine="720"/>
       </w:pPr>
-      <w:bookmarkStart w:id="9" w:name="OLE_LINK6"/>
+      <w:bookmarkStart w:id="3" w:name="OLE_LINK6"/>
       <w:r>
         <w:t xml:space="preserve">We conceptualize species spatial distributions as realizations of a Gaussian Process (GP), in which spatial dependence is characterized by a species-specific length-scale parameter (ρ) describing the distance over which observations remain correlated. A species with a long length-scale varies gradually across space and can therefore be reconstructed from fewer samples, whereas a species with a short length-scale exhibits more rapid spatial variation and consequently requires denser sampling (Figure 1). Thus, knowledge of species-specific spatial autocorrelation can provide a quantitative basis for informing sampling effort </w:t>
       </w:r>
@@ -796,7 +730,7 @@
       <w:r>
         <w:t xml:space="preserve">. </w:t>
       </w:r>
-      <w:bookmarkEnd w:id="9"/>
+      <w:bookmarkEnd w:id="3"/>
       <w:r>
         <w:t xml:space="preserve">Yet, although general design guidance exists, there isYet, although general design guidance exists, for example on spatially balanced allocation of samples (Perret et al., 2022), on designs for estimating spatial autocorrelation (Laroche, 2024) and on eDNA sampling designs for fish diversity in lakes (García‐Machado et al., 2024), there is[A7.1] still no quantitative, transferable procedure that returns how many eDNA samples a survey needs to reach a given precision, and design guidance is rarely used unless it is accessible to those who plan surveys. </w:t>
       </w:r>
@@ -822,8 +756,8 @@
         <w:pStyle w:val="Heading1"/>
         <w:spacing w:before="0" w:after="0" w:line="480" w:lineRule="auto"/>
       </w:pPr>
-      <w:bookmarkStart w:id="10" w:name="materials-and-methods"/>
-      <w:bookmarkEnd w:id="7"/>
+      <w:bookmarkStart w:id="4" w:name="materials-and-methods"/>
+      <w:bookmarkEnd w:id="1"/>
       <w:r>
         <w:t>Description of the method</w:t>
       </w:r>
@@ -834,7 +768,7 @@
         <w:spacing w:line="480" w:lineRule="auto"/>
         <w:ind w:firstLine="720"/>
       </w:pPr>
-      <w:bookmarkStart w:id="11" w:name="simulated-edna-data"/>
+      <w:bookmarkStart w:id="5" w:name="simulated-edna-data"/>
       <w:r>
         <w:t xml:space="preserve">The method links sampling effort to the accuracy of spatial inference within a common GP framework and proceeds in four steps (Figure 2): (1) generate simulated eDNA fields from a GP model across a wide range of spatial autocorrelation length-scales, so that the spatial structure of each field is known by construction and effort can be varied over a range no field campaign can achieve; (2) fit the same GP model to each complete simulated dataset to learn its governing parameters and to predict a reference field across a fixed prediction grid; (3) remove samples at progressively lower sampling densities and refit the GP model to each reduced-effort dataset; and (4) compare the parameters and the predicted fields obtained in Step 3 with those obtained in Step 2, quantifying how parameter recovery and prediction accuracy degrade as effort is reduced. </w:t>
       </w:r>
@@ -1887,7 +1821,7 @@
       <w:pPr>
         <w:pStyle w:val="BodyText"/>
         <w:rPr>
-          <w:ins w:id="12" w:author="Gledis Guri" w:date="2026-09-30T23:56:00Z" w16du:dateUtc="2026-10-01T06:56:00Z"/>
+          <w:ins w:id="6" w:author="Gledis Guri" w:date="2026-09-30T23:56:00Z" w16du:dateUtc="2026-10-01T06:56:00Z"/>
         </w:rPr>
       </w:pPr>
       <w:r>
@@ -1952,10 +1886,7 @@
         <w:pStyle w:val="Heading2"/>
       </w:pPr>
       <w:r>
-        <w:t xml:space="preserve">Step 1: </w:t>
-      </w:r>
-      <w:r>
-        <w:t>Estimating taxon-specific spatial structure</w:t>
+        <w:t>Step 1: Estimating taxon-specific spatial structure</w:t>
       </w:r>
     </w:p>
     <w:p>
@@ -3349,10 +3280,7 @@
         <w:t>E</w:t>
       </w:r>
       <w:r>
-        <w:t xml:space="preserve">), defined as the root mean squared error between </w:t>
-      </w:r>
-      <w:r>
-        <w:t xml:space="preserve">spatial fields predicted from the </w:t>
+        <w:t xml:space="preserve">), defined as the root mean squared error between spatial fields predicted from the </w:t>
       </w:r>
       <w:r>
         <w:t>full</w:t>
@@ -3859,8 +3787,8 @@
       <w:pPr>
         <w:pStyle w:val="Heading2"/>
       </w:pPr>
-      <w:bookmarkStart w:id="13" w:name="statistical-inference"/>
-      <w:bookmarkEnd w:id="11"/>
+      <w:bookmarkStart w:id="7" w:name="statistical-inference"/>
+      <w:bookmarkEnd w:id="5"/>
       <w:r>
         <w:t xml:space="preserve">Step </w:t>
       </w:r>
@@ -3868,8 +3796,13 @@
         <w:t>3</w:t>
       </w:r>
       <w:r>
-        <w:t>: Solving for the sampling density required by a stated objective</w:t>
-      </w:r>
+        <w:t xml:space="preserve">: Solving for the sampling density </w:t>
+      </w:r>
+      <w:del w:id="8" w:author="Gledis Guri" w:date="2026-10-02T16:56:00Z" w16du:dateUtc="2026-10-02T23:56:00Z">
+        <w:r>
+          <w:delText>required by a stated objective</w:delText>
+        </w:r>
+      </w:del>
     </w:p>
     <w:p>
       <w:pPr>
@@ -3893,7 +3826,7 @@
         <w:spacing w:line="480" w:lineRule="auto"/>
         <w:ind w:firstLine="720"/>
       </w:pPr>
-      <w:bookmarkStart w:id="14" w:name="OLE_LINK5"/>
+      <w:bookmarkStart w:id="9" w:name="OLE_LINK5"/>
       <w:r>
         <w:t>We modeled prediction error</w:t>
       </w:r>
@@ -4700,16 +4633,16 @@
         <w:t xml:space="preserve"> at the target error. Eq. 7 is calibrated over ρ = 25–1000 km and E = 1.5–20 samples per 10,000 km2 per stratum, and results outside this range are extrapolations.</w:t>
       </w:r>
     </w:p>
-    <w:bookmarkEnd w:id="14"/>
+    <w:bookmarkEnd w:id="9"/>
     <w:p>
       <w:pPr>
         <w:pStyle w:val="BodyText"/>
         <w:spacing w:line="480" w:lineRule="auto"/>
         <w:rPr>
-          <w:del w:id="15" w:author="Gledis Guri" w:date="2026-09-30T23:51:00Z" w16du:dateUtc="2026-10-01T06:51:00Z"/>
-        </w:rPr>
-      </w:pPr>
-      <w:del w:id="16" w:author="Gledis Guri" w:date="2026-09-30T23:51:00Z" w16du:dateUtc="2026-10-01T06:51:00Z">
+          <w:del w:id="10" w:author="Gledis Guri" w:date="2026-09-30T23:51:00Z" w16du:dateUtc="2026-10-01T06:51:00Z"/>
+        </w:rPr>
+      </w:pPr>
+      <w:del w:id="11" w:author="Gledis Guri" w:date="2026-09-30T23:51:00Z" w16du:dateUtc="2026-10-01T06:51:00Z">
         <w:r>
           <w:rPr>
             <w:b/>
@@ -4724,10 +4657,10 @@
         <w:spacing w:line="480" w:lineRule="auto"/>
         <w:ind w:firstLine="720"/>
         <w:rPr>
-          <w:del w:id="17" w:author="Gledis Guri" w:date="2026-09-30T23:51:00Z" w16du:dateUtc="2026-10-01T06:51:00Z"/>
-        </w:rPr>
-      </w:pPr>
-      <w:del w:id="18" w:author="Gledis Guri" w:date="2026-09-30T23:51:00Z" w16du:dateUtc="2026-10-01T06:51:00Z">
+          <w:del w:id="12" w:author="Gledis Guri" w:date="2026-09-30T23:51:00Z" w16du:dateUtc="2026-10-01T06:51:00Z"/>
+        </w:rPr>
+      </w:pPr>
+      <w:del w:id="13" w:author="Gledis Guri" w:date="2026-09-30T23:51:00Z" w16du:dateUtc="2026-10-01T06:51:00Z">
         <w:r>
           <w:delText>Because the empirical benchmark (</w:delText>
         </w:r>
@@ -4821,8 +4754,8 @@
         <w:spacing w:line="480" w:lineRule="auto"/>
         <w:ind w:firstLine="720"/>
       </w:pPr>
-      <w:bookmarkStart w:id="19" w:name="OLE_LINK7"/>
-      <w:bookmarkEnd w:id="19"/>
+      <w:bookmarkStart w:id="14" w:name="OLE_LINK7"/>
+      <w:bookmarkEnd w:id="14"/>
       <w:r>
         <w:t xml:space="preserve">All the GP models (equation 1 and 2) were fitted in a Bayesian framework using Stan probabilistic programming language </w:t>
       </w:r>
@@ -4878,7 +4811,6 @@
         <w:spacing w:line="480" w:lineRule="auto"/>
         <w:ind w:firstLine="720"/>
       </w:pPr>
-      <w:commentRangeStart w:id="20"/>
       <w:r>
         <w:t xml:space="preserve">To make Step 4 usable without statistical software, we implemented Eq. 6–7 in the eDNA Survey Planner, a self-contained browser application (a single HTML file) that runs offline, </w:t>
       </w:r>
@@ -4933,15 +4865,6 @@
       </w:r>
       <w:r>
         <w:t xml:space="preserve"> and a sample budget per stratum, and returns the area that budget can support at the target error.</w:t>
-      </w:r>
-      <w:commentRangeEnd w:id="20"/>
-      <w:r>
-        <w:rPr>
-          <w:rStyle w:val="CommentReference"/>
-          <w:sz w:val="24"/>
-          <w:szCs w:val="24"/>
-        </w:rPr>
-        <w:commentReference w:id="20"/>
       </w:r>
     </w:p>
     <w:p>
@@ -5048,13 +4971,13 @@
         <w:pStyle w:val="Heading1"/>
         <w:spacing w:before="0" w:after="0" w:line="480" w:lineRule="auto"/>
       </w:pPr>
-      <w:bookmarkStart w:id="21" w:name="tab:gp_priors"/>
-      <w:bookmarkStart w:id="22" w:name="fig:dag"/>
-      <w:bookmarkStart w:id="23" w:name="results"/>
-      <w:bookmarkEnd w:id="10"/>
-      <w:bookmarkEnd w:id="13"/>
-      <w:bookmarkEnd w:id="21"/>
-      <w:bookmarkEnd w:id="22"/>
+      <w:bookmarkStart w:id="15" w:name="tab:gp_priors"/>
+      <w:bookmarkStart w:id="16" w:name="fig:dag"/>
+      <w:bookmarkStart w:id="17" w:name="results"/>
+      <w:bookmarkEnd w:id="4"/>
+      <w:bookmarkEnd w:id="7"/>
+      <w:bookmarkEnd w:id="15"/>
+      <w:bookmarkEnd w:id="16"/>
       <w:r>
         <w:t>Case study: a multispecies eDNA survey of the California Current</w:t>
       </w:r>
@@ -5220,11 +5143,11 @@
         <w:pStyle w:val="BodyText"/>
         <w:spacing w:line="480" w:lineRule="auto"/>
         <w:rPr>
-          <w:ins w:id="24" w:author="Gledis Guri" w:date="2026-09-30T23:51:00Z" w16du:dateUtc="2026-10-01T06:51:00Z"/>
+          <w:ins w:id="18" w:author="Gledis Guri" w:date="2026-09-30T23:51:00Z" w16du:dateUtc="2026-10-01T06:51:00Z"/>
           <w:b/>
         </w:rPr>
       </w:pPr>
-      <w:bookmarkStart w:id="25" w:name="fig:epsilon"/>
+      <w:bookmarkStart w:id="19" w:name="fig:epsilon"/>
       <w:r>
         <w:rPr>
           <w:b/>
@@ -5235,14 +5158,14 @@
     <w:p>
       <w:pPr>
         <w:pStyle w:val="BodyText"/>
-        <w:pPrChange w:id="26" w:author="Gledis Guri" w:date="2026-09-30T23:51:00Z" w16du:dateUtc="2026-10-01T06:51:00Z">
+        <w:pPrChange w:id="20" w:author="Gledis Guri" w:date="2026-09-30T23:51:00Z" w16du:dateUtc="2026-10-01T06:51:00Z">
           <w:pPr>
             <w:pStyle w:val="BodyText"/>
             <w:spacing w:line="480" w:lineRule="auto"/>
           </w:pPr>
         </w:pPrChange>
       </w:pPr>
-      <w:ins w:id="27" w:author="Gledis Guri" w:date="2026-09-30T23:51:00Z" w16du:dateUtc="2026-10-01T06:51:00Z">
+      <w:ins w:id="21" w:author="Gledis Guri" w:date="2026-09-30T23:51:00Z" w16du:dateUtc="2026-10-01T06:51:00Z">
         <w:r>
           <w:t>For each of the 12 species, we fitted the GP model (Eq. 1–2) to the log eDNA concentrations (Y) and spatial coordinates (X) of the 358 site–depth samples (x; N = 358) to learn the depth-specific mean (μd), spatial autocorrelation (ρ), amplitude (α2), and non-spatial variance (σ2), and used Eq. 3 to predict eDNA concentrations (Z) across the same prediction grid (Q) defined in Step 0.</w:t>
         </w:r>
@@ -5282,13 +5205,13 @@
         <w:t>, for instance, showed a comparatively short length-scale despite its deep-water affinity.</w:t>
       </w:r>
     </w:p>
-    <w:bookmarkEnd w:id="25"/>
+    <w:bookmarkEnd w:id="19"/>
     <w:p>
       <w:pPr>
         <w:pStyle w:val="BodyText"/>
         <w:spacing w:line="480" w:lineRule="auto"/>
         <w:rPr>
-          <w:ins w:id="28" w:author="Gledis Guri" w:date="2026-09-30T23:51:00Z" w16du:dateUtc="2026-10-01T06:51:00Z"/>
+          <w:ins w:id="22" w:author="Gledis Guri" w:date="2026-09-30T23:51:00Z" w16du:dateUtc="2026-10-01T06:51:00Z"/>
           <w:b/>
         </w:rPr>
       </w:pPr>
@@ -5302,14 +5225,14 @@
     <w:p>
       <w:pPr>
         <w:pStyle w:val="BodyText"/>
-        <w:pPrChange w:id="29" w:author="Gledis Guri" w:date="2026-09-30T23:51:00Z" w16du:dateUtc="2026-10-01T06:51:00Z">
+        <w:pPrChange w:id="23" w:author="Gledis Guri" w:date="2026-09-30T23:51:00Z" w16du:dateUtc="2026-10-01T06:51:00Z">
           <w:pPr>
             <w:pStyle w:val="BodyText"/>
             <w:spacing w:line="480" w:lineRule="auto"/>
           </w:pPr>
         </w:pPrChange>
       </w:pPr>
-      <w:ins w:id="30" w:author="Gledis Guri" w:date="2026-09-30T23:51:00Z" w16du:dateUtc="2026-10-01T06:51:00Z">
+      <w:ins w:id="24" w:author="Gledis Guri" w:date="2026-09-30T23:51:00Z" w16du:dateUtc="2026-10-01T06:51:00Z">
         <w:r>
           <w:t>Following Step 2, we generated reduced-effort observation datasets (YE coupled with XE) by randomly thinning the 358 observations to N = 330, 300, 260, 220, and 150 (Figure 2B). Each dataset was refit with the GP model and used to predict effort-specific fields (SE) on the grid Q, and the prediction error (ε1E) was calculated against the field predicted from the full dataset (Z) as in Eq. 5. We repeated this thinning-fitting-prediction process across 20 random realizations for each thinning intensity.</w:t>
         </w:r>
@@ -5382,7 +5305,7 @@
           <w:bCs w:val="0"/>
         </w:rPr>
       </w:pPr>
-      <w:bookmarkStart w:id="31" w:name="OLE_LINK8"/>
+      <w:bookmarkStart w:id="25" w:name="OLE_LINK8"/>
       <w:r>
         <w:rPr>
           <w:b/>
@@ -5628,7 +5551,7 @@
         <w:t>= -0.05 to denote negligible marginal gains. However, this value is arbitrary and may be redefined according to study-specific accuracy requirements.</w:t>
       </w:r>
     </w:p>
-    <w:bookmarkEnd w:id="31"/>
+    <w:bookmarkEnd w:id="25"/>
     <w:p>
       <w:pPr>
         <w:pStyle w:val="BodyText"/>
@@ -5865,7 +5788,7 @@
         <w:pStyle w:val="BodyText"/>
         <w:spacing w:line="480" w:lineRule="auto"/>
         <w:rPr>
-          <w:ins w:id="32" w:author="Gledis Guri" w:date="2026-09-30T23:51:00Z" w16du:dateUtc="2026-10-01T06:51:00Z"/>
+          <w:ins w:id="26" w:author="Gledis Guri" w:date="2026-09-30T23:51:00Z" w16du:dateUtc="2026-10-01T06:51:00Z"/>
         </w:rPr>
       </w:pPr>
       <w:r>
@@ -5894,14 +5817,14 @@
     <w:p>
       <w:pPr>
         <w:pStyle w:val="BodyText"/>
-        <w:pPrChange w:id="33" w:author="Gledis Guri" w:date="2026-09-30T23:51:00Z" w16du:dateUtc="2026-10-01T06:51:00Z">
+        <w:pPrChange w:id="27" w:author="Gledis Guri" w:date="2026-09-30T23:51:00Z" w16du:dateUtc="2026-10-01T06:51:00Z">
           <w:pPr>
             <w:pStyle w:val="BodyText"/>
             <w:spacing w:line="480" w:lineRule="auto"/>
           </w:pPr>
         </w:pPrChange>
       </w:pPr>
-      <w:ins w:id="34" w:author="Gledis Guri" w:date="2026-09-30T23:51:00Z" w16du:dateUtc="2026-10-01T06:51:00Z">
+      <w:ins w:id="28" w:author="Gledis Guri" w:date="2026-09-30T23:51:00Z" w16du:dateUtc="2026-10-01T06:51:00Z">
         <w:r>
           <w:t>Because the empirical benchmark (ε₁) was defined by the 358 observed samples, whereas the simulation benchmark (ε2) used 4,000 samples, the two errors are not directly comparable (Figure 2). We therefore repeated the thinning on each simulated field using its N = 358 subsample as the reference (ε3), fitted Eq. 6 to ε3 and to ε1, and compared the resulting coefficients to test whether the simulations reproduce the error structure of real eDNA fields (Appendix S1: Section S2).</w:t>
         </w:r>
@@ -6161,10 +6084,10 @@
         <w:pStyle w:val="Heading1"/>
         <w:spacing w:before="0" w:after="0" w:line="480" w:lineRule="auto"/>
       </w:pPr>
-      <w:bookmarkStart w:id="35" w:name="fig:epsilon_sp"/>
-      <w:bookmarkStart w:id="36" w:name="discussion"/>
-      <w:bookmarkEnd w:id="23"/>
-      <w:bookmarkEnd w:id="35"/>
+      <w:bookmarkStart w:id="29" w:name="fig:epsilon_sp"/>
+      <w:bookmarkStart w:id="30" w:name="discussion"/>
+      <w:bookmarkEnd w:id="17"/>
+      <w:bookmarkEnd w:id="29"/>
       <w:r>
         <w:t>Discussion</w:t>
       </w:r>
@@ -6175,7 +6098,7 @@
         <w:spacing w:before="0" w:beforeAutospacing="0" w:after="0" w:afterAutospacing="0" w:line="480" w:lineRule="auto"/>
         <w:ind w:firstLine="720"/>
       </w:pPr>
-      <w:bookmarkStart w:id="37" w:name="sampling-optimisaion"/>
+      <w:bookmarkStart w:id="31" w:name="sampling-optimisaion"/>
       <w:r>
         <w:t xml:space="preserve">We present a method, and a planner that implements it, for translating species-specific spatial autocorrelation into the sampling effort required by eDNA spatial surveys. The case study shows that optimal sampling effort is not universal but depends critically on both the spatial autocorrelation of target species and the specific inferential objectives of the survey. </w:t>
       </w:r>
@@ -6185,7 +6108,7 @@
         <w:pStyle w:val="BodyText"/>
         <w:spacing w:line="480" w:lineRule="auto"/>
       </w:pPr>
-      <w:bookmarkStart w:id="38" w:name="OLE_LINK2"/>
+      <w:bookmarkStart w:id="32" w:name="OLE_LINK2"/>
       <w:r>
         <w:rPr>
           <w:b/>
@@ -6455,7 +6378,7 @@
         <w:spacing w:before="0" w:beforeAutospacing="0" w:after="0" w:afterAutospacing="0" w:line="480" w:lineRule="auto"/>
         <w:ind w:firstLine="720"/>
       </w:pPr>
-      <w:bookmarkStart w:id="39" w:name="OLE_LINK13"/>
+      <w:bookmarkStart w:id="33" w:name="OLE_LINK13"/>
       <w:r>
         <w:t xml:space="preserve">Applying </w:t>
       </w:r>
@@ -6721,7 +6644,7 @@
         <w:t>on 12 fish species, extending this conclusion to other taxa or ecosystems should be done with caution, and additional species may exhibit different scaling relationships.</w:t>
       </w:r>
     </w:p>
-    <w:bookmarkEnd w:id="39"/>
+    <w:bookmarkEnd w:id="33"/>
     <w:p>
       <w:pPr>
         <w:pStyle w:val="p3"/>
@@ -6765,7 +6688,7 @@
         <w:t xml:space="preserve"> The same reasoning should therefore carry to other systems and scales, though the ratio is not a single fixed number, because error depends on E and ρ jointly (Eq. 6).</w:t>
       </w:r>
     </w:p>
-    <w:bookmarkEnd w:id="38"/>
+    <w:bookmarkEnd w:id="32"/>
     <w:p>
       <w:pPr>
         <w:pStyle w:val="Heading3"/>
@@ -7013,7 +6936,7 @@
         <w:spacing w:before="0" w:beforeAutospacing="0" w:after="0" w:afterAutospacing="0" w:line="480" w:lineRule="auto"/>
         <w:ind w:firstLine="720"/>
       </w:pPr>
-      <w:bookmarkStart w:id="40" w:name="OLE_LINK3"/>
+      <w:bookmarkStart w:id="34" w:name="OLE_LINK3"/>
       <w:r>
         <w:t>Spatial scale also sets an important boundary on the applicability of these results. The relationships identified here are expected to hold most strongly when interpreted relative to the extent and resolution of the study domain, rather than as fixed thresholds transferable across all systems.</w:t>
       </w:r>
@@ -7124,10 +7047,10 @@
           <w:rFonts w:ascii="Times New Roman" w:eastAsia="Times New Roman" w:hAnsi="Times New Roman" w:cs="Times New Roman"/>
         </w:rPr>
       </w:pPr>
-      <w:bookmarkStart w:id="41" w:name="OLE_LINK1"/>
-      <w:bookmarkStart w:id="42" w:name="OLE_LINK4"/>
-      <w:bookmarkEnd w:id="40"/>
-      <w:bookmarkEnd w:id="41"/>
+      <w:bookmarkStart w:id="35" w:name="OLE_LINK1"/>
+      <w:bookmarkStart w:id="36" w:name="OLE_LINK4"/>
+      <w:bookmarkEnd w:id="34"/>
+      <w:bookmarkEnd w:id="35"/>
       <w:r>
         <w:rPr>
           <w:rFonts w:ascii="Times New Roman" w:eastAsia="Times New Roman" w:hAnsi="Times New Roman" w:cs="Times New Roman"/>
@@ -7315,7 +7238,7 @@
         <w:t xml:space="preserve">, as sampling effort appears to have relatively limited influence on parameter estimation (Figure 5; Appendix S1: Section S4). In contrast, when the objective shifts toward predicting spatial distributions - such as identifying hotspots, mapping species occurrence, or quantifying spatial niche breadth - the accuracy of these predictions is much more sensitive to both sampling effort and the underlying spatial autocorrelation of the species (Figure 4A). Prediction is the more demanding of the two because it requires both accurate covariance parameters (Eq. 1–2) and observed points close enough to the location being predicted (Eq. 3). </w:t>
       </w:r>
     </w:p>
-    <w:bookmarkEnd w:id="42"/>
+    <w:bookmarkEnd w:id="36"/>
     <w:p>
       <w:pPr>
         <w:spacing w:after="0" w:line="480" w:lineRule="auto"/>
@@ -7623,10 +7546,10 @@
           <w:szCs w:val="40"/>
         </w:rPr>
       </w:pPr>
-      <w:bookmarkStart w:id="43" w:name="fig:mu_rho_N"/>
-      <w:bookmarkStart w:id="44" w:name="appendix"/>
-      <w:bookmarkEnd w:id="36"/>
-      <w:bookmarkEnd w:id="37"/>
+      <w:bookmarkStart w:id="37" w:name="fig:mu_rho_N"/>
+      <w:bookmarkStart w:id="38" w:name="appendix"/>
+      <w:bookmarkEnd w:id="30"/>
+      <w:bookmarkEnd w:id="31"/>
       <w:r>
         <w:rPr>
           <w:b/>
@@ -7655,8 +7578,8 @@
         <w:t>ces</w:t>
       </w:r>
     </w:p>
-    <w:bookmarkEnd w:id="43"/>
-    <w:bookmarkEnd w:id="44"/>
+    <w:bookmarkEnd w:id="37"/>
+    <w:bookmarkEnd w:id="38"/>
     <w:p>
       <w:pPr>
         <w:pStyle w:val="Bibliography"/>
@@ -9723,7 +9646,7 @@
                     <pic:cNvPicPr/>
                   </pic:nvPicPr>
                   <pic:blipFill>
-                    <a:blip r:embed="rId15" cstate="print">
+                    <a:blip r:embed="rId11" cstate="print">
                       <a:extLst>
                         <a:ext uri="{28A0092B-C50C-407E-A947-70E740481C1C}">
                           <a14:useLocalDpi xmlns:a14="http://schemas.microsoft.com/office/drawing/2010/main" val="0"/>
@@ -9789,7 +9712,7 @@
                     <pic:cNvPicPr/>
                   </pic:nvPicPr>
                   <pic:blipFill>
-                    <a:blip r:embed="rId16" cstate="print">
+                    <a:blip r:embed="rId12" cstate="print">
                       <a:extLst>
                         <a:ext uri="{28A0092B-C50C-407E-A947-70E740481C1C}">
                           <a14:useLocalDpi xmlns:a14="http://schemas.microsoft.com/office/drawing/2010/main" val="0"/>
@@ -9855,7 +9778,7 @@
                     <pic:cNvPicPr/>
                   </pic:nvPicPr>
                   <pic:blipFill>
-                    <a:blip r:embed="rId17" cstate="print">
+                    <a:blip r:embed="rId13" cstate="print">
                       <a:extLst>
                         <a:ext uri="{28A0092B-C50C-407E-A947-70E740481C1C}">
                           <a14:useLocalDpi xmlns:a14="http://schemas.microsoft.com/office/drawing/2010/main" val="0"/>
@@ -9921,7 +9844,7 @@
                     <pic:cNvPicPr/>
                   </pic:nvPicPr>
                   <pic:blipFill>
-                    <a:blip r:embed="rId18" cstate="print">
+                    <a:blip r:embed="rId14" cstate="print">
                       <a:extLst>
                         <a:ext uri="{28A0092B-C50C-407E-A947-70E740481C1C}">
                           <a14:useLocalDpi xmlns:a14="http://schemas.microsoft.com/office/drawing/2010/main" val="0"/>
@@ -9988,7 +9911,7 @@
                     <pic:cNvPicPr/>
                   </pic:nvPicPr>
                   <pic:blipFill>
-                    <a:blip r:embed="rId19" cstate="print">
+                    <a:blip r:embed="rId15" cstate="print">
                       <a:extLst>
                         <a:ext uri="{28A0092B-C50C-407E-A947-70E740481C1C}">
                           <a14:useLocalDpi xmlns:a14="http://schemas.microsoft.com/office/drawing/2010/main" val="0"/>
@@ -10016,12 +9939,12 @@
       </w:r>
     </w:p>
     <w:sectPr>
-      <w:headerReference w:type="even" r:id="rId20"/>
-      <w:headerReference w:type="default" r:id="rId21"/>
-      <w:footerReference w:type="even" r:id="rId22"/>
-      <w:footerReference w:type="default" r:id="rId23"/>
-      <w:headerReference w:type="first" r:id="rId24"/>
-      <w:footerReference w:type="first" r:id="rId25"/>
+      <w:headerReference w:type="even" r:id="rId16"/>
+      <w:headerReference w:type="default" r:id="rId17"/>
+      <w:footerReference w:type="even" r:id="rId18"/>
+      <w:footerReference w:type="default" r:id="rId19"/>
+      <w:headerReference w:type="first" r:id="rId20"/>
+      <w:footerReference w:type="first" r:id="rId21"/>
       <w:pgSz w:w="12240" w:h="15840"/>
       <w:pgMar w:top="1440" w:right="1440" w:bottom="1440" w:left="1440" w:header="720" w:footer="720" w:gutter="0"/>
       <w:lnNumType w:countBy="1" w:restart="continuous"/>
@@ -10030,163 +9953,6 @@
     </w:sectPr>
   </w:body>
 </w:document>
-</file>
-
-<file path=word/comments.xml><?xml version="1.0" encoding="utf-8"?>
-<w:comments xmlns:wpc="http://schemas.microsoft.com/office/word/2010/wordprocessingCanvas" xmlns:cx="http://schemas.microsoft.com/office/drawing/2014/chartex" xmlns:cx1="http://schemas.microsoft.com/office/drawing/2015/9/8/chartex" xmlns:cx2="http://schemas.microsoft.com/office/drawing/2015/10/21/chartex" xmlns:cx3="http://schemas.microsoft.com/office/drawing/2016/5/9/chartex" xmlns:cx4="http://schemas.microsoft.com/office/drawing/2016/5/10/chartex" xmlns:cx5="http://schemas.microsoft.com/office/drawing/2016/5/11/chartex" xmlns:cx6="http://schemas.microsoft.com/office/drawing/2016/5/12/chartex" xmlns:cx7="http://schemas.microsoft.com/office/drawing/2016/5/13/chartex" xmlns:cx8="http://schemas.microsoft.com/office/drawing/2016/5/14/chartex" xmlns:mc="http://schemas.openxmlformats.org/markup-compatibility/2006" xmlns:m="http://schemas.openxmlformats.org/officeDocument/2006/math" xmlns:aink="http://schemas.microsoft.com/office/drawing/2016/ink" xmlns:am3d="http://schemas.microsoft.com/office/drawing/2017/model3d" xmlns:oel="http://schemas.microsoft.com/office/2019/extlst" xmlns:r="http://schemas.openxmlformats.org/officeDocument/2006/relationships" xmlns:wp14="http://schemas.microsoft.com/office/word/2010/wordprocessingDrawing" xmlns:wp="http://schemas.openxmlformats.org/drawingml/2006/wordprocessingDrawing" xmlns:wpg="http://schemas.microsoft.com/office/word/2010/wordprocessingGroup" xmlns:wpi="http://schemas.microsoft.com/office/word/2010/wordprocessingInk" xmlns:wps="http://schemas.microsoft.com/office/word/2010/wordprocessingShape" xmlns:o="urn:schemas-microsoft-com:office:office" xmlns:v="urn:schemas-microsoft-com:vml" xmlns:w10="urn:schemas-microsoft-com:office:word" xmlns:w="http://schemas.openxmlformats.org/wordprocessingml/2006/main" xmlns:w14="http://schemas.microsoft.com/office/word/2010/wordml" xmlns:w15="http://schemas.microsoft.com/office/word/2012/wordml" xmlns:w16cex="http://schemas.microsoft.com/office/word/2018/wordml/cex" xmlns:w16cid="http://schemas.microsoft.com/office/word/2016/wordml/cid" xmlns:w16="http://schemas.microsoft.com/office/word/2018/wordml" xmlns:w16sdtdh="http://schemas.microsoft.com/office/word/2020/wordml/sdtdatahash" xmlns:w16sdtfl="http://schemas.microsoft.com/office/word/2024/wordml/sdtformatlock" xmlns:w16se="http://schemas.microsoft.com/office/word/2015/wordml/symex" xmlns:w16du="http://schemas.microsoft.com/office/word/2023/wordml/word16du" xmlns:wne="http://schemas.microsoft.com/office/word/2006/wordml" mc:Ignorable="w14 w15 w16se w16cid w16 w16cex w16sdtdh w16sdtfl w16du wp14">
-  <w:comment w:id="1" w:author="Gledis Guri" w:date="2026-09-30T13:58:00Z" w:initials="GG">
-    <w:p>
-      <w:r>
-        <w:rPr>
-          <w:rStyle w:val="CommentReference"/>
-        </w:rPr>
-        <w:annotationRef/>
-      </w:r>
-      <w:r>
-        <w:rPr>
-          <w:sz w:val="20"/>
-          <w:szCs w:val="20"/>
-        </w:rPr>
-        <w:t>this shouldn't be required, but it should be that after these samples it becomes negligable</w:t>
-      </w:r>
-    </w:p>
-  </w:comment>
-  <w:comment w:id="2" w:author="Gledis Guri" w:date="2026-09-30T14:36:00Z" w:initials="GG">
-    <w:p>
-      <w:pPr>
-        <w:pStyle w:val="CommentText"/>
-      </w:pPr>
-      <w:r>
-        <w:rPr>
-          <w:rStyle w:val="CommentReference"/>
-        </w:rPr>
-        <w:annotationRef/>
-      </w:r>
-      <w:r>
-        <w:t>Agreed, "required" overstated it. The abstract now says marginal gains became negligible beyond 4–5 samples per 10,000 km2 per depth layer for smooth species, but only beyond 8–11 for patchy species. The Discussion already uses this framing ("before the marginal gains drop below the threshold"). Two things to check: the abstract does not say that "negligible" is defined by your arbitrary Δε/ΔE = −0.05 threshold, and "more than twice the sampling density" holds (8–11 vs. 4–5). Adding "(Δε/ΔE &gt; −0.05)" would make it precise if the word budget allows.</w:t>
-      </w:r>
-    </w:p>
-  </w:comment>
-  <w:comment w:id="3" w:author="Gledis Guri" w:date="2026-09-30T13:59:00Z" w:initials="GG">
-    <w:p>
-      <w:r>
-        <w:rPr>
-          <w:rStyle w:val="CommentReference"/>
-        </w:rPr>
-        <w:annotationRef/>
-      </w:r>
-      <w:r>
-        <w:rPr>
-          <w:sz w:val="20"/>
-          <w:szCs w:val="20"/>
-        </w:rPr>
-        <w:t>This should be deleted</w:t>
-      </w:r>
-    </w:p>
-  </w:comment>
-  <w:comment w:id="4" w:author="Gledis Guri" w:date="2026-09-30T14:36:00Z" w:initials="GG">
-    <w:p>
-      <w:pPr>
-        <w:pStyle w:val="CommentText"/>
-      </w:pPr>
-      <w:r>
-        <w:rPr>
-          <w:rStyle w:val="CommentReference"/>
-        </w:rPr>
-        <w:annotationRef/>
-      </w:r>
-      <w:r>
-        <w:t>Deleted. This matches the concern I raised earlier: the Results show error in μd rising with effort when ρ &gt; 400 km, so the claim was hard to defend. If you want the point about abundance indices back, it would need a careful statement in the Discussion (Perspectives and applications still says parameter estimation is relatively insensitive to effort), and the μd result should be reconciled with that sentence.</w:t>
-      </w:r>
-    </w:p>
-  </w:comment>
-  <w:comment w:id="5" w:author="Gledis Guri" w:date="2026-09-30T14:01:00Z" w:initials="GG">
-    <w:p>
-      <w:r>
-        <w:rPr>
-          <w:rStyle w:val="CommentReference"/>
-        </w:rPr>
-        <w:annotationRef/>
-      </w:r>
-      <w:r>
-        <w:rPr>
-          <w:sz w:val="20"/>
-          <w:szCs w:val="20"/>
-        </w:rPr>
-        <w:t>Give another sentence before this to make a smoother transition between the previous statement and this</w:t>
-      </w:r>
-    </w:p>
-  </w:comment>
-  <w:comment w:id="6" w:author="Gledis Guri" w:date="2026-09-30T14:36:00Z" w:initials="GG">
-    <w:p>
-      <w:pPr>
-        <w:pStyle w:val="CommentText"/>
-      </w:pPr>
-      <w:r>
-        <w:rPr>
-          <w:rStyle w:val="CommentReference"/>
-        </w:rPr>
-        <w:annotationRef/>
-      </w:r>
-      <w:r>
-        <w:t>Added a bridging sentence: the effort needed to characterize a species' distribution is not universal but depends on its spatial autocorrelation, and so can be specified in advance. It links the case-study result to the planner. Feel free to adjust the wording.</w:t>
-      </w:r>
-    </w:p>
-  </w:comment>
-  <w:comment w:id="20" w:author="Gledis Guri" w:date="2026-09-30T14:53:00Z" w:initials="GG">
-    <w:p>
-      <w:r>
-        <w:rPr>
-          <w:rStyle w:val="CommentReference"/>
-        </w:rPr>
-        <w:annotationRef/>
-      </w:r>
-      <w:r>
-        <w:rPr>
-          <w:sz w:val="20"/>
-          <w:szCs w:val="20"/>
-        </w:rPr>
-        <w:t>Need to make this an R function as well</w:t>
-      </w:r>
-    </w:p>
-  </w:comment>
-</w:comments>
-</file>
-
-<file path=word/commentsExtended.xml><?xml version="1.0" encoding="utf-8"?>
-<w15:commentsEx xmlns:wpc="http://schemas.microsoft.com/office/word/2010/wordprocessingCanvas" xmlns:cx="http://schemas.microsoft.com/office/drawing/2014/chartex" xmlns:cx1="http://schemas.microsoft.com/office/drawing/2015/9/8/chartex" xmlns:cx2="http://schemas.microsoft.com/office/drawing/2015/10/21/chartex" xmlns:cx3="http://schemas.microsoft.com/office/drawing/2016/5/9/chartex" xmlns:cx4="http://schemas.microsoft.com/office/drawing/2016/5/10/chartex" xmlns:cx5="http://schemas.microsoft.com/office/drawing/2016/5/11/chartex" xmlns:cx6="http://schemas.microsoft.com/office/drawing/2016/5/12/chartex" xmlns:cx7="http://schemas.microsoft.com/office/drawing/2016/5/13/chartex" xmlns:cx8="http://schemas.microsoft.com/office/drawing/2016/5/14/chartex" xmlns:mc="http://schemas.openxmlformats.org/markup-compatibility/2006" xmlns:m="http://schemas.openxmlformats.org/officeDocument/2006/math" xmlns:aink="http://schemas.microsoft.com/office/drawing/2016/ink" xmlns:am3d="http://schemas.microsoft.com/office/drawing/2017/model3d" xmlns:oel="http://schemas.microsoft.com/office/2019/extlst" xmlns:r="http://schemas.openxmlformats.org/officeDocument/2006/relationships" xmlns:wp14="http://schemas.microsoft.com/office/word/2010/wordprocessingDrawing" xmlns:wp="http://schemas.openxmlformats.org/drawingml/2006/wordprocessingDrawing" xmlns:wpg="http://schemas.microsoft.com/office/word/2010/wordprocessingGroup" xmlns:wpi="http://schemas.microsoft.com/office/word/2010/wordprocessingInk" xmlns:wps="http://schemas.microsoft.com/office/word/2010/wordprocessingShape" xmlns:o="urn:schemas-microsoft-com:office:office" xmlns:v="urn:schemas-microsoft-com:vml" xmlns:w10="urn:schemas-microsoft-com:office:word" xmlns:w="http://schemas.openxmlformats.org/wordprocessingml/2006/main" xmlns:w14="http://schemas.microsoft.com/office/word/2010/wordml" xmlns:w15="http://schemas.microsoft.com/office/word/2012/wordml" xmlns:w16cex="http://schemas.microsoft.com/office/word/2018/wordml/cex" xmlns:w16cid="http://schemas.microsoft.com/office/word/2016/wordml/cid" xmlns:w16="http://schemas.microsoft.com/office/word/2018/wordml" xmlns:w16sdtdh="http://schemas.microsoft.com/office/word/2020/wordml/sdtdatahash" xmlns:w16sdtfl="http://schemas.microsoft.com/office/word/2024/wordml/sdtformatlock" xmlns:w16se="http://schemas.microsoft.com/office/word/2015/wordml/symex" xmlns:w16du="http://schemas.microsoft.com/office/word/2023/wordml/word16du" xmlns:wne="http://schemas.microsoft.com/office/word/2006/wordml" mc:Ignorable="w14 w15 w16se w16cid w16 w16cex w16sdtdh w16sdtfl w16du wp14">
-  <w15:commentEx w15:paraId="2222A309" w15:done="0"/>
-  <w15:commentEx w15:paraId="50820369" w15:paraIdParent="2222A309" w15:done="0"/>
-  <w15:commentEx w15:paraId="1D3ACCA4" w15:done="0"/>
-  <w15:commentEx w15:paraId="07375AAF" w15:paraIdParent="1D3ACCA4" w15:done="0"/>
-  <w15:commentEx w15:paraId="30F5BB93" w15:done="0"/>
-  <w15:commentEx w15:paraId="30230686" w15:paraIdParent="30F5BB93" w15:done="0"/>
-  <w15:commentEx w15:paraId="1DCF5900" w15:done="0"/>
-</w15:commentsEx>
-</file>
-
-<file path=word/commentsExtensible.xml><?xml version="1.0" encoding="utf-8"?>
-<w16cex:commentsExtensible xmlns:wpc="http://schemas.microsoft.com/office/word/2010/wordprocessingCanvas" xmlns:cx="http://schemas.microsoft.com/office/drawing/2014/chartex" xmlns:cx1="http://schemas.microsoft.com/office/drawing/2015/9/8/chartex" xmlns:cx2="http://schemas.microsoft.com/office/drawing/2015/10/21/chartex" xmlns:cx3="http://schemas.microsoft.com/office/drawing/2016/5/9/chartex" xmlns:cx4="http://schemas.microsoft.com/office/drawing/2016/5/10/chartex" xmlns:cx5="http://schemas.microsoft.com/office/drawing/2016/5/11/chartex" xmlns:cx6="http://schemas.microsoft.com/office/drawing/2016/5/12/chartex" xmlns:cx7="http://schemas.microsoft.com/office/drawing/2016/5/13/chartex" xmlns:cx8="http://schemas.microsoft.com/office/drawing/2016/5/14/chartex" xmlns:cr="http://schemas.microsoft.com/office/comments/2020/reactions" xmlns:mc="http://schemas.openxmlformats.org/markup-compatibility/2006" xmlns:m="http://schemas.openxmlformats.org/officeDocument/2006/math" xmlns:aink="http://schemas.microsoft.com/office/drawing/2016/ink" xmlns:am3d="http://schemas.microsoft.com/office/drawing/2017/model3d" xmlns:oel="http://schemas.microsoft.com/office/2019/extlst" xmlns:r="http://schemas.openxmlformats.org/officeDocument/2006/relationships" xmlns:wp14="http://schemas.microsoft.com/office/word/2010/wordprocessingDrawing" xmlns:wp="http://schemas.openxmlformats.org/drawingml/2006/wordprocessingDrawing" xmlns:wpg="http://schemas.microsoft.com/office/word/2010/wordprocessingGroup" xmlns:wpi="http://schemas.microsoft.com/office/word/2010/wordprocessingInk" xmlns:wps="http://schemas.microsoft.com/office/word/2010/wordprocessingShape" xmlns:o="urn:schemas-microsoft-com:office:office" xmlns:v="urn:schemas-microsoft-com:vml" xmlns:w10="urn:schemas-microsoft-com:office:word" xmlns:w="http://schemas.openxmlformats.org/wordprocessingml/2006/main" xmlns:w14="http://schemas.microsoft.com/office/word/2010/wordml" xmlns:w15="http://schemas.microsoft.com/office/word/2012/wordml" xmlns:w16cex="http://schemas.microsoft.com/office/word/2018/wordml/cex" xmlns:w16cid="http://schemas.microsoft.com/office/word/2016/wordml/cid" xmlns:w16="http://schemas.microsoft.com/office/word/2018/wordml" xmlns:w16sdtdh="http://schemas.microsoft.com/office/word/2020/wordml/sdtdatahash" xmlns:w16sdtfl="http://schemas.microsoft.com/office/word/2024/wordml/sdtformatlock" xmlns:w16se="http://schemas.microsoft.com/office/word/2015/wordml/symex" xmlns:w16du="http://schemas.microsoft.com/office/word/2023/wordml/word16du" xmlns:wne="http://schemas.microsoft.com/office/word/2006/wordml" mc:Ignorable="w14 w15 w16se w16cid w16 w16cex w16sdtdh w16sdtfl cr w16du wp14">
-  <w16cex:commentExtensible w16cex:durableId="5F03727A" w16cex:dateUtc="2026-09-30T20:58:00Z"/>
-  <w16cex:commentExtensible w16cex:durableId="1E952345" w16cex:dateUtc="2026-09-30T21:36:00Z"/>
-  <w16cex:commentExtensible w16cex:durableId="0192EFA0" w16cex:dateUtc="2026-09-30T20:59:00Z"/>
-  <w16cex:commentExtensible w16cex:durableId="7BBC0AAB" w16cex:dateUtc="2026-09-30T21:36:00Z"/>
-  <w16cex:commentExtensible w16cex:durableId="3015127C" w16cex:dateUtc="2026-09-30T21:01:00Z"/>
-  <w16cex:commentExtensible w16cex:durableId="66CED72C" w16cex:dateUtc="2026-09-30T21:36:00Z"/>
-  <w16cex:commentExtensible w16cex:durableId="4A6FAB38" w16cex:dateUtc="2026-09-30T21:53:00Z"/>
-</w16cex:commentsExtensible>
-</file>
-
-<file path=word/commentsIds.xml><?xml version="1.0" encoding="utf-8"?>
-<w16cid:commentsIds xmlns:wpc="http://schemas.microsoft.com/office/word/2010/wordprocessingCanvas" xmlns:cx="http://schemas.microsoft.com/office/drawing/2014/chartex" xmlns:cx1="http://schemas.microsoft.com/office/drawing/2015/9/8/chartex" xmlns:cx2="http://schemas.microsoft.com/office/drawing/2015/10/21/chartex" xmlns:cx3="http://schemas.microsoft.com/office/drawing/2016/5/9/chartex" xmlns:cx4="http://schemas.microsoft.com/office/drawing/2016/5/10/chartex" xmlns:cx5="http://schemas.microsoft.com/office/drawing/2016/5/11/chartex" xmlns:cx6="http://schemas.microsoft.com/office/drawing/2016/5/12/chartex" xmlns:cx7="http://schemas.microsoft.com/office/drawing/2016/5/13/chartex" xmlns:cx8="http://schemas.microsoft.com/office/drawing/2016/5/14/chartex" xmlns:mc="http://schemas.openxmlformats.org/markup-compatibility/2006" xmlns:m="http://schemas.openxmlformats.org/officeDocument/2006/math" xmlns:aink="http://schemas.microsoft.com/office/drawing/2016/ink" xmlns:am3d="http://schemas.microsoft.com/office/drawing/2017/model3d" xmlns:oel="http://schemas.microsoft.com/office/2019/extlst" xmlns:r="http://schemas.openxmlformats.org/officeDocument/2006/relationships" xmlns:wp14="http://schemas.microsoft.com/office/word/2010/wordprocessingDrawing" xmlns:wp="http://schemas.openxmlformats.org/drawingml/2006/wordprocessingDrawing" xmlns:wpg="http://schemas.microsoft.com/office/word/2010/wordprocessingGroup" xmlns:wpi="http://schemas.microsoft.com/office/word/2010/wordprocessingInk" xmlns:wps="http://schemas.microsoft.com/office/word/2010/wordprocessingShape" xmlns:o="urn:schemas-microsoft-com:office:office" xmlns:v="urn:schemas-microsoft-com:vml" xmlns:w10="urn:schemas-microsoft-com:office:word" xmlns:w="http://schemas.openxmlformats.org/wordprocessingml/2006/main" xmlns:w14="http://schemas.microsoft.com/office/word/2010/wordml" xmlns:w15="http://schemas.microsoft.com/office/word/2012/wordml" xmlns:w16cex="http://schemas.microsoft.com/office/word/2018/wordml/cex" xmlns:w16cid="http://schemas.microsoft.com/office/word/2016/wordml/cid" xmlns:w16="http://schemas.microsoft.com/office/word/2018/wordml" xmlns:w16sdtdh="http://schemas.microsoft.com/office/word/2020/wordml/sdtdatahash" xmlns:w16sdtfl="http://schemas.microsoft.com/office/word/2024/wordml/sdtformatlock" xmlns:w16se="http://schemas.microsoft.com/office/word/2015/wordml/symex" xmlns:w16du="http://schemas.microsoft.com/office/word/2023/wordml/word16du" xmlns:wne="http://schemas.microsoft.com/office/word/2006/wordml" mc:Ignorable="w14 w15 w16se w16cid w16 w16cex w16sdtdh w16sdtfl w16du wp14">
-  <w16cid:commentId w16cid:paraId="2222A309" w16cid:durableId="5F03727A"/>
-  <w16cid:commentId w16cid:paraId="50820369" w16cid:durableId="1E952345"/>
-  <w16cid:commentId w16cid:paraId="1D3ACCA4" w16cid:durableId="0192EFA0"/>
-  <w16cid:commentId w16cid:paraId="07375AAF" w16cid:durableId="7BBC0AAB"/>
-  <w16cid:commentId w16cid:paraId="30F5BB93" w16cid:durableId="3015127C"/>
-  <w16cid:commentId w16cid:paraId="30230686" w16cid:durableId="66CED72C"/>
-  <w16cid:commentId w16cid:paraId="1DCF5900" w16cid:durableId="4A6FAB38"/>
-</w16cid:commentsIds>
 </file>
 
 <file path=word/endnotes.xml><?xml version="1.0" encoding="utf-8"?>
@@ -12526,6 +12292,19 @@
 </file>
 
 <file path=customXml/item1.xml><?xml version="1.0" encoding="utf-8"?>
+<?mso-contentType ?>
+<FormTemplates xmlns="http://schemas.microsoft.com/sharepoint/v3/contenttype/forms">
+  <Display>DocumentLibraryForm</Display>
+  <Edit>DocumentLibraryForm</Edit>
+  <New>DocumentLibraryForm</New>
+</FormTemplates>
+</file>
+
+<file path=customXml/item2.xml><?xml version="1.0" encoding="utf-8"?>
+<b:Sources xmlns:b="http://schemas.openxmlformats.org/officeDocument/2006/bibliography" xmlns="http://schemas.openxmlformats.org/officeDocument/2006/bibliography" SelectedStyle="/APASixthEditionOfficeOnline.xsl" StyleName="APA" Version="6"/>
+</file>
+
+<file path=customXml/item3.xml><?xml version="1.0" encoding="utf-8"?>
 <p:properties xmlns:p="http://schemas.microsoft.com/office/2006/metadata/properties" xmlns:xsi="http://www.w3.org/2001/XMLSchema-instance" xmlns:pc="http://schemas.microsoft.com/office/infopath/2007/PartnerControls">
   <documentManagement>
     <TaxCatchAll xmlns="e5463dcc-74d8-4a6a-b833-5b6a5bf6ac74" xsi:nil="true"/>
@@ -12534,19 +12313,6 @@
     </lcf76f155ced4ddcb4097134ff3c332f>
   </documentManagement>
 </p:properties>
-</file>
-
-<file path=customXml/item2.xml><?xml version="1.0" encoding="utf-8"?>
-<b:Sources xmlns:b="http://schemas.openxmlformats.org/officeDocument/2006/bibliography" xmlns="http://schemas.openxmlformats.org/officeDocument/2006/bibliography" SelectedStyle="/APASixthEditionOfficeOnline.xsl" StyleName="APA" Version="6"/>
-</file>
-
-<file path=customXml/item3.xml><?xml version="1.0" encoding="utf-8"?>
-<?mso-contentType ?>
-<FormTemplates xmlns="http://schemas.microsoft.com/sharepoint/v3/contenttype/forms">
-  <Display>DocumentLibraryForm</Display>
-  <Edit>DocumentLibraryForm</Edit>
-  <New>DocumentLibraryForm</New>
-</FormTemplates>
 </file>
 
 <file path=customXml/item4.xml><?xml version="1.0" encoding="utf-8"?>
@@ -12785,12 +12551,9 @@
 </file>
 
 <file path=customXml/itemProps1.xml><?xml version="1.0" encoding="utf-8"?>
-<ds:datastoreItem xmlns:ds="http://schemas.openxmlformats.org/officeDocument/2006/customXml" ds:itemID="{77FC3397-ED89-4CCC-8FAA-3DEC2349C398}">
+<ds:datastoreItem xmlns:ds="http://schemas.openxmlformats.org/officeDocument/2006/customXml" ds:itemID="{788FA728-015D-44AF-9219-4C87A77886F0}">
   <ds:schemaRefs>
-    <ds:schemaRef ds:uri="http://schemas.microsoft.com/office/2006/metadata/properties"/>
-    <ds:schemaRef ds:uri="http://schemas.microsoft.com/office/infopath/2007/PartnerControls"/>
-    <ds:schemaRef ds:uri="e5463dcc-74d8-4a6a-b833-5b6a5bf6ac74"/>
-    <ds:schemaRef ds:uri="80a59180-a799-4de9-8487-2667bf4ebbcc"/>
+    <ds:schemaRef ds:uri="http://schemas.microsoft.com/sharepoint/v3/contenttype/forms"/>
   </ds:schemaRefs>
 </ds:datastoreItem>
 </file>
@@ -12804,9 +12567,12 @@
 </file>
 
 <file path=customXml/itemProps3.xml><?xml version="1.0" encoding="utf-8"?>
-<ds:datastoreItem xmlns:ds="http://schemas.openxmlformats.org/officeDocument/2006/customXml" ds:itemID="{788FA728-015D-44AF-9219-4C87A77886F0}">
+<ds:datastoreItem xmlns:ds="http://schemas.openxmlformats.org/officeDocument/2006/customXml" ds:itemID="{77FC3397-ED89-4CCC-8FAA-3DEC2349C398}">
   <ds:schemaRefs>
-    <ds:schemaRef ds:uri="http://schemas.microsoft.com/sharepoint/v3/contenttype/forms"/>
+    <ds:schemaRef ds:uri="http://schemas.microsoft.com/office/2006/metadata/properties"/>
+    <ds:schemaRef ds:uri="http://schemas.microsoft.com/office/infopath/2007/PartnerControls"/>
+    <ds:schemaRef ds:uri="e5463dcc-74d8-4a6a-b833-5b6a5bf6ac74"/>
+    <ds:schemaRef ds:uri="80a59180-a799-4de9-8487-2667bf4ebbcc"/>
   </ds:schemaRefs>
 </ds:datastoreItem>
 </file>
